--- a/EXPLOT-8699/docs/DTWXMER 1348.DOCX
+++ b/EXPLOT-8699/docs/DTWXMER 1348.DOCX
@@ -2055,40 +2055,6 @@
                 <w:rFonts w:ascii="Calibri" w:hAnsi="Calibri" w:cs="Calibri"/>
               </w:rPr>
               <w:t>)</w:t>
-            </w:r>
-          </w:p>
-          <w:p>
-            <w:pPr>
-              <w:spacing w:after="0" w:line="240" w:lineRule="auto"/>
-              <w:rPr>
-                <w:rFonts w:ascii="Calibri" w:hAnsi="Calibri" w:cs="Calibri"/>
-              </w:rPr>
-            </w:pPr>
-            <w:r>
-              <w:rPr>
-                <w:rFonts w:ascii="Calibri" w:hAnsi="Calibri" w:cs="Calibri"/>
-              </w:rPr>
-              <w:t> </w:t>
-            </w:r>
-          </w:p>
-          <w:p>
-            <w:pPr>
-              <w:spacing w:after="0" w:line="240" w:lineRule="auto"/>
-              <w:rPr>
-                <w:rFonts w:ascii="Calibri" w:hAnsi="Calibri" w:cs="Calibri"/>
-              </w:rPr>
-            </w:pPr>
-            <w:r>
-              <w:rPr>
-                <w:rFonts w:ascii="Calibri" w:hAnsi="Calibri" w:cs="Calibri"/>
-              </w:rPr>
-              <w:t xml:space="preserve">2. </w:t>
-            </w:r>
-            <w:r>
-              <w:rPr>
-                <w:rFonts w:ascii="Calibri" w:hAnsi="Calibri" w:cs="Calibri"/>
-              </w:rPr>
-              <w:t xml:space="preserve">El mapeo del campo ORIGEN se va a modificar, pero estamos concretando todavía como se debe hacer. </w:t>
             </w:r>
           </w:p>
         </w:tc>
